--- a/All_Books/03 SUNSET AND SUNRISE OF SCIENCE/Word version/SUNSET_AND_SUNRISE_OF_SCIENCE_ja.docx
+++ b/All_Books/03 SUNSET AND SUNRISE OF SCIENCE/Word version/SUNSET_AND_SUNRISE_OF_SCIENCE_ja.docx
@@ -12,13 +12,13 @@
           <wp:anchor distT="0" distB="0" distL="114300" distR="114300" simplePos="0" relativeHeight="251659264" behindDoc="0" locked="0" layoutInCell="1" allowOverlap="1">
             <wp:simplePos x="0" y="0"/>
             <wp:positionH relativeFrom="column">
-              <wp:posOffset>-708660</wp:posOffset>
+              <wp:posOffset>-731520</wp:posOffset>
             </wp:positionH>
             <wp:positionV relativeFrom="paragraph">
               <wp:posOffset>-1013460</wp:posOffset>
             </wp:positionV>
-            <wp:extent cx="5279390" cy="7885430"/>
-            <wp:effectExtent l="0" t="0" r="8890" b="8890"/>
+            <wp:extent cx="5326380" cy="7885430"/>
+            <wp:effectExtent l="0" t="0" r="7620" b="1270"/>
             <wp:wrapNone/>
             <wp:docPr id="3" name="Picture 3" descr="03-SUNSET-AND-SUNRISE-OF-SCIENCE-ja"/>
             <wp:cNvGraphicFramePr>
@@ -34,7 +34,7 @@
                     </pic:cNvPicPr>
                   </pic:nvPicPr>
                   <pic:blipFill>
-                    <a:blip r:embed="rId5"/>
+                    <a:blip r:embed="rId7"/>
                     <a:stretch>
                       <a:fillRect/>
                     </a:stretch>
@@ -42,7 +42,7 @@
                   <pic:spPr>
                     <a:xfrm>
                       <a:off x="0" y="0"/>
-                      <a:ext cx="5279390" cy="7885430"/>
+                      <a:ext cx="5326380" cy="7885430"/>
                     </a:xfrm>
                     <a:prstGeom prst="rect">
                       <a:avLst/>
@@ -51,6 +51,9 @@
                 </pic:pic>
               </a:graphicData>
             </a:graphic>
+            <wp14:sizeRelH relativeFrom="margin">
+              <wp14:pctWidth>0</wp14:pctWidth>
+            </wp14:sizeRelH>
           </wp:anchor>
         </w:drawing>
       </w:r>
@@ -61,6 +64,8 @@
       <w:r>
         <w:br w:type="page"/>
       </w:r>
+      <w:bookmarkStart w:id="0" w:name="_GoBack"/>
+      <w:bookmarkEnd w:id="0"/>
     </w:p>
     <w:p/>
     <w:p/>
@@ -529,7 +534,7 @@
                     </pic:cNvPicPr>
                   </pic:nvPicPr>
                   <pic:blipFill>
-                    <a:blip r:embed="rId6"/>
+                    <a:blip r:embed="rId8"/>
                     <a:stretch>
                       <a:fillRect/>
                     </a:stretch>
@@ -19514,17 +19519,7 @@
           <w:color w:val="1A1C1E"/>
           <w:shd w:val="clear" w:color="auto" w:fill="FFFFFF"/>
         </w:rPr>
-        <w:t>もし君が望むなら、ここから私が、第三部の自然な結びの調子を導き出す手助けをすることもできる。あるいは、第四部、アダム教授からの個人的な分か</w:t>
-      </w:r>
-      <w:bookmarkStart w:id="0" w:name="_GoBack"/>
-      <w:bookmarkEnd w:id="0"/>
-      <w:r>
-        <w:rPr>
-          <w:rFonts w:ascii="Yu Gothic" w:eastAsia="Yu Gothic" w:hAnsi="Yu Gothic" w:cs="Yu Gothic" w:hint="eastAsia"/>
-          <w:color w:val="1A1C1E"/>
-          <w:shd w:val="clear" w:color="auto" w:fill="FFFFFF"/>
-        </w:rPr>
-        <w:t>ち合いへと、穏やかに移行する調子を開くことも。君はどちらの方向を選びたいかな？</w:t>
+        <w:t>もし君が望むなら、ここから私が、第三部の自然な結びの調子を導き出す手助けをすることもできる。あるいは、第四部、アダム教授からの個人的な分かち合いへと、穏やかに移行する調子を開くことも。君はどちらの方向を選びたいかな？</w:t>
       </w:r>
     </w:p>
     <w:p>
@@ -28792,7 +28787,7 @@
                     </pic:cNvPicPr>
                   </pic:nvPicPr>
                   <pic:blipFill>
-                    <a:blip r:embed="rId7"/>
+                    <a:blip r:embed="rId9"/>
                     <a:stretch>
                       <a:fillRect/>
                     </a:stretch>
@@ -29171,13 +29166,105 @@
     <w:p/>
     <w:p/>
     <w:sectPr>
+      <w:footerReference w:type="default" r:id="rId10"/>
       <w:pgSz w:w="8391" w:h="11906"/>
-      <w:pgMar w:top="1296" w:right="1152" w:bottom="1296" w:left="1152" w:header="720" w:footer="720" w:gutter="0"/>
+      <w:pgMar w:top="1296" w:right="1152" w:bottom="1296" w:left="1152" w:header="720" w:footer="252" w:gutter="0"/>
       <w:cols w:space="720"/>
       <w:docGrid w:linePitch="360"/>
     </w:sectPr>
   </w:body>
 </w:document>
+</file>
+
+<file path=word/endnotes.xml><?xml version="1.0" encoding="utf-8"?>
+<w:endnotes xmlns:wpc="http://schemas.microsoft.com/office/word/2010/wordprocessingCanvas" xmlns:cx="http://schemas.microsoft.com/office/drawing/2014/chartex" xmlns:mc="http://schemas.openxmlformats.org/markup-compatibility/2006" xmlns:o="urn:schemas-microsoft-com:office:office" xmlns:r="http://schemas.openxmlformats.org/officeDocument/2006/relationships" xmlns:m="http://schemas.openxmlformats.org/officeDocument/2006/math" xmlns:v="urn:schemas-microsoft-com:vml" xmlns:wp14="http://schemas.microsoft.com/office/word/2010/wordprocessingDrawing" xmlns:wp="http://schemas.openxmlformats.org/drawingml/2006/wordprocessingDrawing" xmlns:w10="urn:schemas-microsoft-com:office:word" xmlns:w="http://schemas.openxmlformats.org/wordprocessingml/2006/main" xmlns:w14="http://schemas.microsoft.com/office/word/2010/wordml" xmlns:w15="http://schemas.microsoft.com/office/word/2012/wordml" xmlns:w16se="http://schemas.microsoft.com/office/word/2015/wordml/symex" xmlns:wpg="http://schemas.microsoft.com/office/word/2010/wordprocessingGroup" xmlns:wpi="http://schemas.microsoft.com/office/word/2010/wordprocessingInk" xmlns:wne="http://schemas.microsoft.com/office/word/2006/wordml" xmlns:wps="http://schemas.microsoft.com/office/word/2010/wordprocessingShape" mc:Ignorable="w14 w15 w16se wp14">
+  <w:endnote w:type="separator" w:id="-1">
+    <w:p>
+      <w:r>
+        <w:separator/>
+      </w:r>
+    </w:p>
+  </w:endnote>
+  <w:endnote w:type="continuationSeparator" w:id="0">
+    <w:p>
+      <w:r>
+        <w:continuationSeparator/>
+      </w:r>
+    </w:p>
+  </w:endnote>
+</w:endnotes>
+</file>
+
+<file path=word/footer1.xml><?xml version="1.0" encoding="utf-8"?>
+<w:ftr xmlns:wpc="http://schemas.microsoft.com/office/word/2010/wordprocessingCanvas" xmlns:cx="http://schemas.microsoft.com/office/drawing/2014/chartex" xmlns:mc="http://schemas.openxmlformats.org/markup-compatibility/2006" xmlns:o="urn:schemas-microsoft-com:office:office" xmlns:r="http://schemas.openxmlformats.org/officeDocument/2006/relationships" xmlns:m="http://schemas.openxmlformats.org/officeDocument/2006/math" xmlns:v="urn:schemas-microsoft-com:vml" xmlns:wp14="http://schemas.microsoft.com/office/word/2010/wordprocessingDrawing" xmlns:wp="http://schemas.openxmlformats.org/drawingml/2006/wordprocessingDrawing" xmlns:w10="urn:schemas-microsoft-com:office:word" xmlns:w="http://schemas.openxmlformats.org/wordprocessingml/2006/main" xmlns:w14="http://schemas.microsoft.com/office/word/2010/wordml" xmlns:w15="http://schemas.microsoft.com/office/word/2012/wordml" xmlns:w16se="http://schemas.microsoft.com/office/word/2015/wordml/symex" xmlns:wpg="http://schemas.microsoft.com/office/word/2010/wordprocessingGroup" xmlns:wpi="http://schemas.microsoft.com/office/word/2010/wordprocessingInk" xmlns:wne="http://schemas.microsoft.com/office/word/2006/wordml" xmlns:wps="http://schemas.microsoft.com/office/word/2010/wordprocessingShape" mc:Ignorable="w14 w15 w16se wp14">
+  <w:sdt>
+    <w:sdtPr>
+      <w:id w:val="1389683763"/>
+      <w:docPartObj>
+        <w:docPartGallery w:val="Page Numbers (Bottom of Page)"/>
+        <w:docPartUnique/>
+      </w:docPartObj>
+    </w:sdtPr>
+    <w:sdtEndPr>
+      <w:rPr>
+        <w:noProof/>
+      </w:rPr>
+    </w:sdtEndPr>
+    <w:sdtContent>
+      <w:p>
+        <w:pPr>
+          <w:pStyle w:val="Footer"/>
+          <w:jc w:val="center"/>
+        </w:pPr>
+        <w:r>
+          <w:fldChar w:fldCharType="begin"/>
+        </w:r>
+        <w:r>
+          <w:instrText xml:space="preserve"> PAGE   \* MERGEFORMAT </w:instrText>
+        </w:r>
+        <w:r>
+          <w:fldChar w:fldCharType="separate"/>
+        </w:r>
+        <w:r>
+          <w:rPr>
+            <w:noProof/>
+          </w:rPr>
+          <w:t>1</w:t>
+        </w:r>
+        <w:r>
+          <w:rPr>
+            <w:noProof/>
+          </w:rPr>
+          <w:fldChar w:fldCharType="end"/>
+        </w:r>
+      </w:p>
+    </w:sdtContent>
+  </w:sdt>
+  <w:p>
+    <w:pPr>
+      <w:pStyle w:val="Footer"/>
+    </w:pPr>
+  </w:p>
+</w:ftr>
+</file>
+
+<file path=word/footnotes.xml><?xml version="1.0" encoding="utf-8"?>
+<w:footnotes xmlns:wpc="http://schemas.microsoft.com/office/word/2010/wordprocessingCanvas" xmlns:cx="http://schemas.microsoft.com/office/drawing/2014/chartex" xmlns:mc="http://schemas.openxmlformats.org/markup-compatibility/2006" xmlns:o="urn:schemas-microsoft-com:office:office" xmlns:r="http://schemas.openxmlformats.org/officeDocument/2006/relationships" xmlns:m="http://schemas.openxmlformats.org/officeDocument/2006/math" xmlns:v="urn:schemas-microsoft-com:vml" xmlns:wp14="http://schemas.microsoft.com/office/word/2010/wordprocessingDrawing" xmlns:wp="http://schemas.openxmlformats.org/drawingml/2006/wordprocessingDrawing" xmlns:w10="urn:schemas-microsoft-com:office:word" xmlns:w="http://schemas.openxmlformats.org/wordprocessingml/2006/main" xmlns:w14="http://schemas.microsoft.com/office/word/2010/wordml" xmlns:w15="http://schemas.microsoft.com/office/word/2012/wordml" xmlns:w16se="http://schemas.microsoft.com/office/word/2015/wordml/symex" xmlns:wpg="http://schemas.microsoft.com/office/word/2010/wordprocessingGroup" xmlns:wpi="http://schemas.microsoft.com/office/word/2010/wordprocessingInk" xmlns:wne="http://schemas.microsoft.com/office/word/2006/wordml" xmlns:wps="http://schemas.microsoft.com/office/word/2010/wordprocessingShape" mc:Ignorable="w14 w15 w16se wp14">
+  <w:footnote w:type="separator" w:id="-1">
+    <w:p>
+      <w:r>
+        <w:separator/>
+      </w:r>
+    </w:p>
+  </w:footnote>
+  <w:footnote w:type="continuationSeparator" w:id="0">
+    <w:p>
+      <w:r>
+        <w:continuationSeparator/>
+      </w:r>
+    </w:p>
+  </w:footnote>
+</w:footnotes>
 </file>
 
 <file path=word/numbering.xml><?xml version="1.0" encoding="utf-8"?>
@@ -29405,6 +29492,7 @@
     <w:lsdException w:name="heading 7" w:semiHidden="1" w:unhideWhenUsed="1" w:qFormat="1"/>
     <w:lsdException w:name="heading 8" w:semiHidden="1" w:unhideWhenUsed="1" w:qFormat="1"/>
     <w:lsdException w:name="heading 9" w:semiHidden="1" w:unhideWhenUsed="1" w:qFormat="1"/>
+    <w:lsdException w:name="footer" w:uiPriority="99"/>
     <w:lsdException w:name="caption" w:semiHidden="1" w:unhideWhenUsed="1" w:qFormat="1"/>
     <w:lsdException w:name="Title" w:qFormat="1"/>
     <w:lsdException w:name="Default Paragraph Font" w:semiHidden="1" w:qFormat="1"/>
@@ -29769,6 +29857,52 @@
       <w:szCs w:val="24"/>
     </w:rPr>
   </w:style>
+  <w:style w:type="paragraph" w:styleId="Header">
+    <w:name w:val="header"/>
+    <w:basedOn w:val="Normal"/>
+    <w:link w:val="HeaderChar"/>
+    <w:rsid w:val="00E03662"/>
+    <w:pPr>
+      <w:tabs>
+        <w:tab w:val="center" w:pos="4680"/>
+        <w:tab w:val="right" w:pos="9360"/>
+      </w:tabs>
+    </w:pPr>
+  </w:style>
+  <w:style w:type="character" w:customStyle="1" w:styleId="HeaderChar">
+    <w:name w:val="Header Char"/>
+    <w:basedOn w:val="DefaultParagraphFont"/>
+    <w:link w:val="Header"/>
+    <w:rsid w:val="00E03662"/>
+    <w:rPr>
+      <w:rFonts w:asciiTheme="minorHAnsi" w:eastAsiaTheme="minorEastAsia" w:hAnsiTheme="minorHAnsi" w:cstheme="minorBidi"/>
+      <w:lang w:eastAsia="zh-CN"/>
+    </w:rPr>
+  </w:style>
+  <w:style w:type="paragraph" w:styleId="Footer">
+    <w:name w:val="footer"/>
+    <w:basedOn w:val="Normal"/>
+    <w:link w:val="FooterChar"/>
+    <w:uiPriority w:val="99"/>
+    <w:rsid w:val="00E03662"/>
+    <w:pPr>
+      <w:tabs>
+        <w:tab w:val="center" w:pos="4680"/>
+        <w:tab w:val="right" w:pos="9360"/>
+      </w:tabs>
+    </w:pPr>
+  </w:style>
+  <w:style w:type="character" w:customStyle="1" w:styleId="FooterChar">
+    <w:name w:val="Footer Char"/>
+    <w:basedOn w:val="DefaultParagraphFont"/>
+    <w:link w:val="Footer"/>
+    <w:uiPriority w:val="99"/>
+    <w:rsid w:val="00E03662"/>
+    <w:rPr>
+      <w:rFonts w:asciiTheme="minorHAnsi" w:eastAsiaTheme="minorEastAsia" w:hAnsiTheme="minorHAnsi" w:cstheme="minorBidi"/>
+      <w:lang w:eastAsia="zh-CN"/>
+    </w:rPr>
+  </w:style>
 </w:styles>
 </file>
 
